--- a/documents/incidental/INC_2_Cancer_Roadmap_Questions.docx
+++ b/documents/incidental/INC_2_Cancer_Roadmap_Questions.docx
@@ -1306,7 +1306,7 @@
                 <w:i w:val="0"/>
                 <w:sz w:val="19"/>
               </w:rPr>
-              <w:t>Use CEUS as the resolving test only in an at-risk, essentially cirrhotic liver, as a Reasonable step before an LR-3 or LR-4 interval is set; the prospective evidence licenses nothing…</w:t>
+              <w:t>CEUS is a Reasonable resolving step in a cirrhotic liver before an LR-3 or LR-4 interval is set. The roadmap says the prospective evidence licenses nothing in a liver not…</w:t>
             </w:r>
           </w:p>
         </w:tc>
@@ -3846,7 +3846,7 @@
                 <w:i w:val="0"/>
                 <w:sz w:val="19"/>
               </w:rPr>
-              <w:t>Per-lesion sensitivity of 81.4% was indistinguishable from MRI's 80.3% and rested on one dataset; per-patient sensitivity of 94.1% exceeded CT.</w:t>
+              <w:t>Per-lesion sensitivity of 81.4% was indistinguishable from MRI's 80.3%, and FDG PET/CT specifically contributed only one per-lesion dataset; per-patient sensitivity of 94.1% exceeded CT's 83.6%.</w:t>
             </w:r>
           </w:p>
         </w:tc>
@@ -9463,7 +9463,7 @@
           <w:b w:val="0"/>
           <w:i w:val="0"/>
         </w:rPr>
-        <w:t>Use CEUS as the resolving test only in an at-risk, essentially cirrhotic liver, as a Reasonable step before an LR-3 or LR-4 interval is set; the prospective evidence licenses nothing in a liver not at risk. Separately, CEUS remains a first-line characterising test when the question is vascular pattern.</w:t>
+        <w:t>CEUS is a Reasonable resolving step in a cirrhotic liver before an LR-3 or LR-4 interval is set. The roadmap says the prospective evidence licenses nothing in a liver not at risk, but it sets no rule for that population. Separately, CEUS remains a first-line characterising test when the question is vascular pattern.</w:t>
       </w:r>
     </w:p>
     <w:p>
